--- a/inbox/Application Aware Networking/Book_14_FedAAN_Business_Continuity.docx
+++ b/inbox/Application Aware Networking/Book_14_FedAAN_Business_Continuity.docx
@@ -68,7 +68,152 @@
         <w:t xml:space="preserve">INTERNAL — NOT FOR PUBLIC DISTRIBUTION</w:t>
       </w:r>
     </w:p>
-    <w:bookmarkStart w:id="9" w:name="what-this-document-addresses"/>
+    <w:tbl>
+      <w:tblPr>
+        <w:tblStyle w:val="Table"/>
+        <w:tblLook w:firstRow="0" w:lastRow="0" w:firstColumn="0" w:lastColumn="0" w:noHBand="0" w:noVBand="0" w:val="0000"/>
+        <w:tblBorders>
+          <w:top w:val="single" w:sz="4" w:space="0" w:color="EB9113"/>
+          <w:left w:val="single" w:sz="24" w:space="0" w:color="EB9113"/>
+          <w:bottom w:val="single" w:sz="4" w:space="0" w:color="EB9113"/>
+          <w:right w:val="single" w:sz="4" w:space="0" w:color="EB9113"/>
+        </w:tblBorders>
+        <w:tblCellMar>
+          <w:left w:w="144" w:type="dxa"/>
+          <w:right w:w="144" w:type="dxa"/>
+        </w:tblCellMar>
+        <w:tblLook w:firstRow="0" w:lastRow="0" w:firstColumn="0" w:lastColumn="0" w:noHBand="0" w:noVBand="0" w:val="0000"/>
+      </w:tblPr>
+      <w:tr>
+        <w:trPr>
+          <w:cantSplit/>
+        </w:trPr>
+        <w:tc>
+          <w:tcPr>
+            <w:shd w:color="auto" w:fill="fcefdc" w:val="clear"/>
+            <w:tcMar>
+              <w:top w:w="92" w:type="dxa"/>
+              <w:bottom w:w="92" w:type="dxa"/>
+            </w:tcMar>
+          </w:tcPr>
+          <w:p>
+            <w:pPr>
+              <w:pStyle w:val="BodyText"/>
+            </w:pPr>
+            <w:pPr>
+              <w:spacing w:before="0" w:after="0"/>
+              <w:textAlignment w:val="center"/>
+            </w:pPr>
+            <w:r>
+              <w:drawing>
+                <wp:inline>
+                  <wp:extent cx="152400" cy="152400"/>
+                  <wp:effectExtent b="0" l="0" r="0" t="0"/>
+                  <wp:docPr descr="" title="" id="10" name="Picture"/>
+                  <a:graphic>
+                    <a:graphicData uri="http://schemas.openxmlformats.org/drawingml/2006/picture">
+                      <pic:pic>
+                        <pic:nvPicPr>
+                          <pic:cNvPr descr="/opt/quarto/share/formats/docx/warning.png" id="11" name="Picture"/>
+                          <pic:cNvPicPr>
+                            <a:picLocks noChangeArrowheads="1" noChangeAspect="1"/>
+                          </pic:cNvPicPr>
+                        </pic:nvPicPr>
+                        <pic:blipFill>
+                          <a:blip r:embed="rId9"/>
+                          <a:stretch>
+                            <a:fillRect/>
+                          </a:stretch>
+                        </pic:blipFill>
+                        <pic:spPr bwMode="auto">
+                          <a:xfrm>
+                            <a:off x="0" y="0"/>
+                            <a:ext cx="152400" cy="152400"/>
+                          </a:xfrm>
+                          <a:prstGeom prst="rect">
+                            <a:avLst/>
+                          </a:prstGeom>
+                          <a:noFill/>
+                          <a:ln w="9525">
+                            <a:noFill/>
+                            <a:headEnd/>
+                            <a:tailEnd/>
+                          </a:ln>
+                        </pic:spPr>
+                      </pic:pic>
+                    </a:graphicData>
+                  </a:graphic>
+                </wp:inline>
+              </w:drawing>
+            </w:r>
+            <w:r>
+              <w:t xml:space="preserve"> </w:t>
+            </w:r>
+            <w:r>
+              <w:t xml:space="preserve"> </w:t>
+            </w:r>
+            <w:r>
+              <w:t xml:space="preserve">Draft Proposal — Subject to Review</w:t>
+            </w:r>
+          </w:p>
+        </w:tc>
+      </w:tr>
+      <w:tr>
+        <w:trPr>
+          <w:cantSplit/>
+        </w:trPr>
+        <w:tc>
+          <w:tcPr>
+            <w:tcMar>
+              <w:top w:w="108" w:type="dxa"/>
+              <w:bottom w:w="108" w:type="dxa"/>
+            </w:tcMar>
+          </w:tcPr>
+          <w:p>
+            <w:pPr>
+              <w:pStyle w:val="BodyText"/>
+            </w:pPr>
+            <w:pPr>
+              <w:spacing w:before="16" w:after="16"/>
+            </w:pPr>
+            <w:r>
+              <w:t xml:space="preserve">This document is a</w:t>
+            </w:r>
+            <w:r>
+              <w:t xml:space="preserve"> </w:t>
+            </w:r>
+            <w:r>
+              <w:rPr>
+                <w:b/>
+                <w:bCs/>
+              </w:rPr>
+              <w:t xml:space="preserve">draft proposal</w:t>
+            </w:r>
+            <w:r>
+              <w:t xml:space="preserve"> </w:t>
+            </w:r>
+            <w:r>
+              <w:t xml:space="preserve">developed by the</w:t>
+            </w:r>
+            <w:r>
+              <w:t xml:space="preserve"> </w:t>
+            </w:r>
+            <w:r>
+              <w:rPr>
+                <w:b/>
+                <w:bCs/>
+              </w:rPr>
+              <w:t xml:space="preserve">CSI Team (Cloud Services Infrastructure)</w:t>
+            </w:r>
+            <w:r>
+              <w:t xml:space="preserve">. It is an attempt at a comprehensive SSA-wide technical roadmap and has not been reviewed or approved by the SSA CIO Office, the Office of Information Security (OIS), or organizational leadership. All recommendations, vendor selections, control mappings, and implementation timelines are subject to revision pending formal review by the SSA CIO Office and organizational components.</w:t>
+            </w:r>
+          </w:p>
+          <w:p/>
+        </w:tc>
+      </w:tr>
+    </w:tbl>
+    <w:bookmarkStart w:id="12" w:name="what-this-document-addresses"/>
     <w:p>
       <w:pPr>
         <w:pStyle w:val="Heading2"/>
@@ -101,8 +246,8 @@
         <w:t xml:space="preserve">This document closes that gap. It assembles the infrastructure components from Parts 1 through 13 into a formal CP-2 Contingency Plan structure aligned to NIST SP 800-34 Rev 1, adds the organizational and testing layers that infrastructure alone cannot provide, and closes the full CP control family through CP-10. Agencies can use this document as a direct template: the section outlines are populated with enough specificity to guide authors, the Business Impact Analysis methodology produces the RTO/RPO values that anchor the plan, and the testing framework produces the artifacts an assessor expects to see.</w:t>
       </w:r>
     </w:p>
-    <w:bookmarkEnd w:id="9"/>
-    <w:bookmarkStart w:id="12" w:name="technology-without-a-plan-fails-cp-2"/>
+    <w:bookmarkEnd w:id="12"/>
+    <w:bookmarkStart w:id="15" w:name="technology-without-a-plan-fails-cp-2"/>
     <w:p>
       <w:pPr>
         <w:pStyle w:val="Heading2"/>
@@ -111,7 +256,7 @@
         <w:t xml:space="preserve">2 Technology Without a Plan Fails CP-2</w:t>
       </w:r>
     </w:p>
-    <w:bookmarkStart w:id="10" w:name="what-assessors-actually-check"/>
+    <w:bookmarkStart w:id="13" w:name="what-assessors-actually-check"/>
     <w:p>
       <w:pPr>
         <w:pStyle w:val="Heading3"/>
@@ -156,8 +301,8 @@
         <w:t xml:space="preserve">The distinction matters operationally as well. During an actual contingency, recovery teams under pressure need explicit authority to act, clear role assignments, and step-by-step procedures they can follow without consulting architectural diagrams. A well-structured CP-2 document provides that authority. A collection of technical runbooks stored in a wiki does not, because it lacks the activation criteria, the notification chain, and the reconstitution procedures that transform individual recovery steps into a coordinated organizational response.</w:t>
       </w:r>
     </w:p>
-    <w:bookmarkEnd w:id="10"/>
-    <w:bookmarkStart w:id="11" w:name="what-a-dr-runbook-is-and-is-not"/>
+    <w:bookmarkEnd w:id="13"/>
+    <w:bookmarkStart w:id="14" w:name="what-a-dr-runbook-is-and-is-not"/>
     <w:p>
       <w:pPr>
         <w:pStyle w:val="Heading3"/>
@@ -198,9 +343,9 @@
         <w:t xml:space="preserve">An agency that has only runbooks has the middle of the response documented. The CP-2 document provides the beginning (activation, notification, role assembly) and the end (validation, reconstitution, deactivation) that the runbooks assume but do not contain.</w:t>
       </w:r>
     </w:p>
-    <w:bookmarkEnd w:id="11"/>
-    <w:bookmarkEnd w:id="12"/>
-    <w:bookmarkStart w:id="21" w:name="business-impact-analysis-methodology"/>
+    <w:bookmarkEnd w:id="14"/>
+    <w:bookmarkEnd w:id="15"/>
+    <w:bookmarkStart w:id="24" w:name="business-impact-analysis-methodology"/>
     <w:p>
       <w:pPr>
         <w:pStyle w:val="Heading2"/>
@@ -209,7 +354,7 @@
         <w:t xml:space="preserve">3 Business Impact Analysis Methodology</w:t>
       </w:r>
     </w:p>
-    <w:bookmarkStart w:id="13" w:name="purpose-and-scope"/>
+    <w:bookmarkStart w:id="16" w:name="purpose-and-scope"/>
     <w:p>
       <w:pPr>
         <w:pStyle w:val="Heading3"/>
@@ -310,8 +455,8 @@
         <w:t xml:space="preserve">: the time required after technical restoration to validate data integrity, reconcile transactions, clear backlogs, and return to normal operations. RTO + WRT must be less than MTD.</w:t>
       </w:r>
     </w:p>
-    <w:bookmarkEnd w:id="13"/>
-    <w:bookmarkStart w:id="20" w:name="conducting-the-bia"/>
+    <w:bookmarkEnd w:id="16"/>
+    <w:bookmarkStart w:id="23" w:name="conducting-the-bia"/>
     <w:p>
       <w:pPr>
         <w:pStyle w:val="Heading3"/>
@@ -1115,18 +1260,18 @@
           <wp:inline>
             <wp:extent cx="5334000" cy="2154115"/>
             <wp:effectExtent b="0" l="0" r="0" t="0"/>
-            <wp:docPr descr="BIA output: system MTD/RTO/RPO table for critical federal systems" title="" id="15" name="Picture"/>
+            <wp:docPr descr="BIA output: system MTD/RTO/RPO table for critical federal systems" title="" id="18" name="Picture"/>
             <a:graphic>
               <a:graphicData uri="http://schemas.openxmlformats.org/drawingml/2006/picture">
                 <pic:pic>
                   <pic:nvPicPr>
-                    <pic:cNvPr descr="figs/bc-fig-01-bia-rto-rpo.png" id="16" name="Picture"/>
+                    <pic:cNvPr descr="figs/bc-fig-01-bia-rto-rpo.png" id="19" name="Picture"/>
                     <pic:cNvPicPr>
                       <a:picLocks noChangeArrowheads="1" noChangeAspect="1"/>
                     </pic:cNvPicPr>
                   </pic:nvPicPr>
                   <pic:blipFill>
-                    <a:blip r:embed="rId14"/>
+                    <a:blip r:embed="rId17"/>
                     <a:stretch>
                       <a:fillRect/>
                     </a:stretch>
@@ -1202,18 +1347,18 @@
                 <wp:inline>
                   <wp:extent cx="152400" cy="152400"/>
                   <wp:effectExtent b="0" l="0" r="0" t="0"/>
-                  <wp:docPr descr="" title="" id="18" name="Picture"/>
+                  <wp:docPr descr="" title="" id="21" name="Picture"/>
                   <a:graphic>
                     <a:graphicData uri="http://schemas.openxmlformats.org/drawingml/2006/picture">
                       <pic:pic>
                         <pic:nvPicPr>
-                          <pic:cNvPr descr="/opt/quarto/share/formats/docx/important.png" id="19" name="Picture"/>
+                          <pic:cNvPr descr="/opt/quarto/share/formats/docx/important.png" id="22" name="Picture"/>
                           <pic:cNvPicPr>
                             <a:picLocks noChangeArrowheads="1" noChangeAspect="1"/>
                           </pic:cNvPicPr>
                         </pic:nvPicPr>
                         <pic:blipFill>
-                          <a:blip r:embed="rId17"/>
+                          <a:blip r:embed="rId20"/>
                           <a:stretch>
                             <a:fillRect/>
                           </a:stretch>
@@ -1277,9 +1422,9 @@
         </w:tc>
       </w:tr>
     </w:tbl>
-    <w:bookmarkEnd w:id="20"/>
-    <w:bookmarkEnd w:id="21"/>
-    <w:bookmarkStart w:id="35" w:name="cp-2-contingency-plan-document-structure"/>
+    <w:bookmarkEnd w:id="23"/>
+    <w:bookmarkEnd w:id="24"/>
+    <w:bookmarkStart w:id="38" w:name="cp-2-contingency-plan-document-structure"/>
     <w:p>
       <w:pPr>
         <w:pStyle w:val="Heading2"/>
@@ -1305,18 +1450,18 @@
           <wp:inline>
             <wp:extent cx="5334000" cy="3225209"/>
             <wp:effectExtent b="0" l="0" r="0" t="0"/>
-            <wp:docPr descr="CP-2 document structure: 7 sections with NIST SP 800-34 mapping" title="" id="23" name="Picture"/>
+            <wp:docPr descr="CP-2 document structure: 7 sections with NIST SP 800-34 mapping" title="" id="26" name="Picture"/>
             <a:graphic>
               <a:graphicData uri="http://schemas.openxmlformats.org/drawingml/2006/picture">
                 <pic:pic>
                   <pic:nvPicPr>
-                    <pic:cNvPr descr="figs/bc-fig-02-cp2-structure.png" id="24" name="Picture"/>
+                    <pic:cNvPr descr="figs/bc-fig-02-cp2-structure.png" id="27" name="Picture"/>
                     <pic:cNvPicPr>
                       <a:picLocks noChangeArrowheads="1" noChangeAspect="1"/>
                     </pic:cNvPicPr>
                   </pic:nvPicPr>
                   <pic:blipFill>
-                    <a:blip r:embed="rId22"/>
+                    <a:blip r:embed="rId25"/>
                     <a:stretch>
                       <a:fillRect/>
                     </a:stretch>
@@ -1351,7 +1496,7 @@
         <w:t xml:space="preserve">CP-2 document structure: 7 sections with NIST SP 800-34 mapping</w:t>
       </w:r>
     </w:p>
-    <w:bookmarkStart w:id="25" w:name="section-1-introduction"/>
+    <w:bookmarkStart w:id="28" w:name="section-1-introduction"/>
     <w:p>
       <w:pPr>
         <w:pStyle w:val="Heading3"/>
@@ -1739,8 +1884,8 @@
         <w:t xml:space="preserve">This plan is approved by [Authorizing Official Name and Title] and takes effect on [date]. The System Owner and Information System Security Officer co-sign the plan cover page. The plan must be re-approved following any update to Section 3, 4, or 5.</w:t>
       </w:r>
     </w:p>
-    <w:bookmarkEnd w:id="25"/>
-    <w:bookmarkStart w:id="26" w:name="section-2-concept-of-operations"/>
+    <w:bookmarkEnd w:id="28"/>
+    <w:bookmarkStart w:id="29" w:name="section-2-concept-of-operations"/>
     <w:p>
       <w:pPr>
         <w:pStyle w:val="Heading3"/>
@@ -2391,8 +2536,8 @@
         <w:t xml:space="preserve">[Reference Section 3 for role-based contacts. Do not embed personal phone numbers in the body of the plan; maintain a separately controlled contact roster that is updated independently of plan revisions.]</w:t>
       </w:r>
     </w:p>
-    <w:bookmarkEnd w:id="26"/>
-    <w:bookmarkStart w:id="27" w:name="section-3-roles-and-responsibilities"/>
+    <w:bookmarkEnd w:id="29"/>
+    <w:bookmarkStart w:id="30" w:name="section-3-roles-and-responsibilities"/>
     <w:p>
       <w:pPr>
         <w:pStyle w:val="Heading3"/>
@@ -3060,8 +3205,8 @@
         <w:t xml:space="preserve">Identify partner agencies with interconnection agreements, public-facing service users who must be notified during an outage, and oversight bodies (Inspector General, oversight committee) with reporting obligations. Notification timelines and templates are maintained in the notification tree (Appendix F).</w:t>
       </w:r>
     </w:p>
-    <w:bookmarkEnd w:id="27"/>
-    <w:bookmarkStart w:id="28" w:name="section-4-activation-and-notification"/>
+    <w:bookmarkEnd w:id="30"/>
+    <w:bookmarkStart w:id="31" w:name="section-4-activation-and-notification"/>
     <w:p>
       <w:pPr>
         <w:pStyle w:val="Heading3"/>
@@ -3236,8 +3381,8 @@
         <w:t xml:space="preserve">If recovery is not on track to meet the MTD for any Priority 1 or Priority 2 system, the CPC escalates to the CIO or acting CIO. If the outage is the result of a security incident, the ISSO notifies the agency CISO and, if required by the incident response plan, CISA within the required reporting window.</w:t>
       </w:r>
     </w:p>
-    <w:bookmarkEnd w:id="28"/>
-    <w:bookmarkStart w:id="32" w:name="section-5-recovery-procedures"/>
+    <w:bookmarkEnd w:id="31"/>
+    <w:bookmarkStart w:id="35" w:name="section-5-recovery-procedures"/>
     <w:p>
       <w:pPr>
         <w:pStyle w:val="Heading3"/>
@@ -3305,18 +3450,18 @@
                 <wp:inline>
                   <wp:extent cx="152400" cy="152400"/>
                   <wp:effectExtent b="0" l="0" r="0" t="0"/>
-                  <wp:docPr descr="" title="" id="30" name="Picture"/>
+                  <wp:docPr descr="" title="" id="33" name="Picture"/>
                   <a:graphic>
                     <a:graphicData uri="http://schemas.openxmlformats.org/drawingml/2006/picture">
                       <pic:pic>
                         <pic:nvPicPr>
-                          <pic:cNvPr descr="/opt/quarto/share/formats/docx/note.png" id="31" name="Picture"/>
+                          <pic:cNvPr descr="/opt/quarto/share/formats/docx/note.png" id="34" name="Picture"/>
                           <pic:cNvPicPr>
                             <a:picLocks noChangeArrowheads="1" noChangeAspect="1"/>
                           </pic:cNvPicPr>
                         </pic:nvPicPr>
                         <pic:blipFill>
-                          <a:blip r:embed="rId29"/>
+                          <a:blip r:embed="rId32"/>
                           <a:stretch>
                             <a:fillRect/>
                           </a:stretch>
@@ -3847,8 +3992,8 @@
         <w:t xml:space="preserve">For each Priority 1 system, document the manual procedure that staff can execute if technical recovery extends beyond the RTO. For the emergency contact center: activate the designated backup PSTN lines, brief supervisors on manual call-tracking using the paper-based backup form (stored at each supervisor station), and notify the public-facing status page of reduced capacity. Manual workaround authorization is the CPC’s decision; it does not replace technical recovery, which continues in parallel.</w:t>
       </w:r>
     </w:p>
-    <w:bookmarkEnd w:id="32"/>
-    <w:bookmarkStart w:id="33" w:name="section-6-reconstitution"/>
+    <w:bookmarkEnd w:id="35"/>
+    <w:bookmarkStart w:id="36" w:name="section-6-reconstitution"/>
     <w:p>
       <w:pPr>
         <w:pStyle w:val="Heading3"/>
@@ -3995,8 +4140,8 @@
         <w:t xml:space="preserve">The After-Action Review (AAR) is conducted within five business days of plan deactivation. It produces an AAR report (template in Appendix G) covering: what worked, what did not, what would have been done differently, and specific plan updates required. Plan updates are completed within 30 days of the AAR.</w:t>
       </w:r>
     </w:p>
-    <w:bookmarkEnd w:id="33"/>
-    <w:bookmarkStart w:id="34" w:name="section-7-plan-maintenance"/>
+    <w:bookmarkEnd w:id="36"/>
+    <w:bookmarkStart w:id="37" w:name="section-7-plan-maintenance"/>
     <w:p>
       <w:pPr>
         <w:pStyle w:val="Heading3"/>
@@ -4089,9 +4234,9 @@
         <w:t xml:space="preserve">The current plan version is maintained in the document management system. A printed copy is maintained in the CPC’s secure binder and at the alternate site. All Recovery Team Leads receive notification when a new version is published.</w:t>
       </w:r>
     </w:p>
-    <w:bookmarkEnd w:id="34"/>
-    <w:bookmarkEnd w:id="35"/>
-    <w:bookmarkStart w:id="41" w:name="alternate-storage-site-cp-6"/>
+    <w:bookmarkEnd w:id="37"/>
+    <w:bookmarkEnd w:id="38"/>
+    <w:bookmarkStart w:id="44" w:name="alternate-storage-site-cp-6"/>
     <w:p>
       <w:pPr>
         <w:pStyle w:val="Heading2"/>
@@ -4100,7 +4245,7 @@
         <w:t xml:space="preserve">5 Alternate Storage Site (CP-6)</w:t>
       </w:r>
     </w:p>
-    <w:bookmarkStart w:id="36" w:name="what-cp-6-requires"/>
+    <w:bookmarkStart w:id="39" w:name="what-cp-6-requires"/>
     <w:p>
       <w:pPr>
         <w:pStyle w:val="Heading3"/>
@@ -4125,8 +4270,8 @@
         <w:t xml:space="preserve">The geo-replicated database architecture from Part 9 addresses the structured data component of CP-6. The async replica in the secondary cloud region receives continuous transaction log shipping and can be promoted to primary within 30–60 minutes. For CP-6 purposes, this constitutes an alternate storage site for the database tier. However, CP-6 covers more than the database.</w:t>
       </w:r>
     </w:p>
-    <w:bookmarkEnd w:id="36"/>
-    <w:bookmarkStart w:id="37" w:name="structured-data-database-tier"/>
+    <w:bookmarkEnd w:id="39"/>
+    <w:bookmarkStart w:id="40" w:name="structured-data-database-tier"/>
     <w:p>
       <w:pPr>
         <w:pStyle w:val="Heading3"/>
@@ -4151,8 +4296,8 @@
         <w:t xml:space="preserve">CP-6(1) requires separation from the primary site. The async DR replica must be in a different geographic region, not merely a different availability zone within the same region. Verify the region separation in the cloud console and document the physical distance and administrative separation in the CP-2.</w:t>
       </w:r>
     </w:p>
-    <w:bookmarkEnd w:id="37"/>
-    <w:bookmarkStart w:id="38" w:name="X556c172175f8298ccd6201f7a8defe33eff6fd1"/>
+    <w:bookmarkEnd w:id="40"/>
+    <w:bookmarkStart w:id="41" w:name="X556c172175f8298ccd6201f7a8defe33eff6fd1"/>
     <w:p>
       <w:pPr>
         <w:pStyle w:val="Heading3"/>
@@ -4205,8 +4350,8 @@
         <w:t xml:space="preserve">Including this verification in the annual CP-6 test</w:t>
       </w:r>
     </w:p>
-    <w:bookmarkEnd w:id="38"/>
-    <w:bookmarkStart w:id="39" w:name="X7de2cba187d3e667877e4e3f4e0c11a9b1f8e75"/>
+    <w:bookmarkEnd w:id="41"/>
+    <w:bookmarkStart w:id="42" w:name="X7de2cba187d3e667877e4e3f4e0c11a9b1f8e75"/>
     <w:p>
       <w:pPr>
         <w:pStyle w:val="Heading3"/>
@@ -5302,8 +5447,8 @@
         <w:t xml:space="preserve">"Policy export complete. Files uploaded to alternate region storage."</w:t>
       </w:r>
     </w:p>
-    <w:bookmarkEnd w:id="39"/>
-    <w:bookmarkStart w:id="40" w:name="validating-cp-6-compliance"/>
+    <w:bookmarkEnd w:id="42"/>
+    <w:bookmarkStart w:id="43" w:name="validating-cp-6-compliance"/>
     <w:p>
       <w:pPr>
         <w:pStyle w:val="Heading3"/>
@@ -5380,9 +5525,9 @@
         <w:t xml:space="preserve">Update the CP-2 with the test date and results</w:t>
       </w:r>
     </w:p>
-    <w:bookmarkEnd w:id="40"/>
-    <w:bookmarkEnd w:id="41"/>
-    <w:bookmarkStart w:id="49" w:name="alternate-processing-site-cp-7"/>
+    <w:bookmarkEnd w:id="43"/>
+    <w:bookmarkEnd w:id="44"/>
+    <w:bookmarkStart w:id="52" w:name="alternate-processing-site-cp-7"/>
     <w:p>
       <w:pPr>
         <w:pStyle w:val="Heading2"/>
@@ -5391,7 +5536,7 @@
         <w:t xml:space="preserve">6 Alternate Processing Site (CP-7)</w:t>
       </w:r>
     </w:p>
-    <w:bookmarkStart w:id="45" w:name="cloud-native-workloads"/>
+    <w:bookmarkStart w:id="48" w:name="cloud-native-workloads"/>
     <w:p>
       <w:pPr>
         <w:pStyle w:val="Heading3"/>
@@ -5499,18 +5644,18 @@
           <wp:inline>
             <wp:extent cx="5334000" cy="2154115"/>
             <wp:effectExtent b="0" l="0" r="0" t="0"/>
-            <wp:docPr descr="Alternate site topology: primary region to secondary region with DNS, SQL AG, SD-WAN failover paths" title="" id="43" name="Picture"/>
+            <wp:docPr descr="Alternate site topology: primary region to secondary region with DNS, SQL AG, SD-WAN failover paths" title="" id="46" name="Picture"/>
             <a:graphic>
               <a:graphicData uri="http://schemas.openxmlformats.org/drawingml/2006/picture">
                 <pic:pic>
                   <pic:nvPicPr>
-                    <pic:cNvPr descr="figs/bc-fig-03-alternate-site-topology.png" id="44" name="Picture"/>
+                    <pic:cNvPr descr="figs/bc-fig-03-alternate-site-topology.png" id="47" name="Picture"/>
                     <pic:cNvPicPr>
                       <a:picLocks noChangeArrowheads="1" noChangeAspect="1"/>
                     </pic:cNvPicPr>
                   </pic:nvPicPr>
                   <pic:blipFill>
-                    <a:blip r:embed="rId42"/>
+                    <a:blip r:embed="rId45"/>
                     <a:stretch>
                       <a:fillRect/>
                     </a:stretch>
@@ -5545,8 +5690,8 @@
         <w:t xml:space="preserve">Alternate site topology: primary region to secondary region with DNS, SQL AG, SD-WAN failover paths</w:t>
       </w:r>
     </w:p>
-    <w:bookmarkEnd w:id="45"/>
-    <w:bookmarkStart w:id="46" w:name="sql-server-alternate-processing"/>
+    <w:bookmarkEnd w:id="48"/>
+    <w:bookmarkStart w:id="49" w:name="sql-server-alternate-processing"/>
     <w:p>
       <w:pPr>
         <w:pStyle w:val="Heading3"/>
@@ -5601,8 +5746,8 @@
         <w:t xml:space="preserve">- Last tested RTO for async DR failover (includes data integrity check): [N minutes, from last test date]</w:t>
       </w:r>
     </w:p>
-    <w:bookmarkEnd w:id="46"/>
-    <w:bookmarkStart w:id="47" w:name="network-and-sd-wan-alternate-processing"/>
+    <w:bookmarkEnd w:id="49"/>
+    <w:bookmarkStart w:id="50" w:name="network-and-sd-wan-alternate-processing"/>
     <w:p>
       <w:pPr>
         <w:pStyle w:val="Heading3"/>
@@ -6418,8 +6563,8 @@
         <w:t xml:space="preserve">The output of this command, run at the time of the annual test, becomes the CP-7 evidence exhibit for SD-WAN alternate processing documentation.</w:t>
       </w:r>
     </w:p>
-    <w:bookmarkEnd w:id="47"/>
-    <w:bookmarkStart w:id="48" w:name="amazon-connect-multi-region-failover"/>
+    <w:bookmarkEnd w:id="50"/>
+    <w:bookmarkStart w:id="51" w:name="amazon-connect-multi-region-failover"/>
     <w:p>
       <w:pPr>
         <w:pStyle w:val="Heading3"/>
@@ -7190,9 +7335,9 @@
         <w:t xml:space="preserve">Document the health check configuration, the DNS routing policy (failover routing with primary and secondary record sets), and the time-to-failover as observed in the last test.</w:t>
       </w:r>
     </w:p>
-    <w:bookmarkEnd w:id="48"/>
-    <w:bookmarkEnd w:id="49"/>
-    <w:bookmarkStart w:id="53" w:name="X1e2dce85285bf2318ef29fde4d675e0cee187f6"/>
+    <w:bookmarkEnd w:id="51"/>
+    <w:bookmarkEnd w:id="52"/>
+    <w:bookmarkStart w:id="56" w:name="X1e2dce85285bf2318ef29fde4d675e0cee187f6"/>
     <w:p>
       <w:pPr>
         <w:pStyle w:val="Heading2"/>
@@ -7201,7 +7346,7 @@
         <w:t xml:space="preserve">7 Telecommunications Service Redundancy (CP-8)</w:t>
       </w:r>
     </w:p>
-    <w:bookmarkStart w:id="50" w:name="cp-8-requirements"/>
+    <w:bookmarkStart w:id="53" w:name="cp-8-requirements"/>
     <w:p>
       <w:pPr>
         <w:pStyle w:val="Heading3"/>
@@ -7218,8 +7363,8 @@
         <w:t xml:space="preserve">CP-8 requires the organization to establish alternate telecommunications services, including necessary agreements, to support resumption of system operations for essential mission and business functions within the RTO. CP-8(1) requires priority-of-service provisions with primary and alternate telecommunications service providers.</w:t>
       </w:r>
     </w:p>
-    <w:bookmarkEnd w:id="50"/>
-    <w:bookmarkStart w:id="51" w:name="X22870b288685406caf95d5c34a11931039236e1"/>
+    <w:bookmarkEnd w:id="53"/>
+    <w:bookmarkStart w:id="54" w:name="X22870b288685406caf95d5c34a11931039236e1"/>
     <w:p>
       <w:pPr>
         <w:pStyle w:val="Heading3"/>
@@ -8546,8 +8691,8 @@
         <w:t xml:space="preserve">AutoSize</w:t>
       </w:r>
     </w:p>
-    <w:bookmarkEnd w:id="51"/>
-    <w:bookmarkStart w:id="52" w:name="cp-8-documentation-block-for-cp-2"/>
+    <w:bookmarkEnd w:id="54"/>
+    <w:bookmarkStart w:id="55" w:name="cp-8-documentation-block-for-cp-2"/>
     <w:p>
       <w:pPr>
         <w:pStyle w:val="Heading3"/>
@@ -8918,9 +9063,9 @@
         <w:t xml:space="preserve">The agency has a [Tier N] support agreement with [Carrier A] that includes disaster declaration priority restoration. Reference: [Contract number or support agreement ID]. For the backup DIA circuit, [Carrier B] provides [commercial SLA]. If neither circuit is available, the out-of-band cellular management circuit provides minimal connectivity for command-and-control operations.</w:t>
       </w:r>
     </w:p>
-    <w:bookmarkEnd w:id="52"/>
-    <w:bookmarkEnd w:id="53"/>
-    <w:bookmarkStart w:id="58" w:name="contingency-plan-testing-cp-4"/>
+    <w:bookmarkEnd w:id="55"/>
+    <w:bookmarkEnd w:id="56"/>
+    <w:bookmarkStart w:id="61" w:name="contingency-plan-testing-cp-4"/>
     <w:p>
       <w:pPr>
         <w:pStyle w:val="Heading2"/>
@@ -8929,7 +9074,7 @@
         <w:t xml:space="preserve">8 Contingency Plan Testing (CP-4)</w:t>
       </w:r>
     </w:p>
-    <w:bookmarkStart w:id="54" w:name="what-fedramp-assessors-expect"/>
+    <w:bookmarkStart w:id="57" w:name="what-fedramp-assessors-expect"/>
     <w:p>
       <w:pPr>
         <w:pStyle w:val="Heading3"/>
@@ -9075,8 +9220,8 @@
         <w:t xml:space="preserve">) to surface realistic gaps.</w:t>
       </w:r>
     </w:p>
-    <w:bookmarkEnd w:id="54"/>
-    <w:bookmarkStart w:id="55" w:name="annual-test-cycle"/>
+    <w:bookmarkEnd w:id="57"/>
+    <w:bookmarkStart w:id="58" w:name="annual-test-cycle"/>
     <w:p>
       <w:pPr>
         <w:pStyle w:val="Heading3"/>
@@ -9147,8 +9292,8 @@
         <w:t xml:space="preserve">Return to Year 1 after a Year 3 full recovery test, or after a major architecture change that resets the test baseline.</w:t>
       </w:r>
     </w:p>
-    <w:bookmarkEnd w:id="55"/>
-    <w:bookmarkStart w:id="56" w:name="tabletop-exercise-ransomware-scenario"/>
+    <w:bookmarkEnd w:id="58"/>
+    <w:bookmarkStart w:id="59" w:name="tabletop-exercise-ransomware-scenario"/>
     <w:p>
       <w:pPr>
         <w:pStyle w:val="Heading3"/>
@@ -9781,8 +9926,8 @@
         </w:tc>
       </w:tr>
     </w:tbl>
-    <w:bookmarkEnd w:id="56"/>
-    <w:bookmarkStart w:id="57" w:name="after-action-report-template"/>
+    <w:bookmarkEnd w:id="59"/>
+    <w:bookmarkStart w:id="60" w:name="after-action-report-template"/>
     <w:p>
       <w:pPr>
         <w:pStyle w:val="Heading3"/>
@@ -10161,9 +10306,9 @@
         <w:t xml:space="preserve">CPC signature, ISSO signature, date. This signed AAR is the CP-4 evidence artifact.</w:t>
       </w:r>
     </w:p>
-    <w:bookmarkEnd w:id="57"/>
-    <w:bookmarkEnd w:id="58"/>
-    <w:bookmarkStart w:id="61" w:name="integration-with-parts-1-through-13"/>
+    <w:bookmarkEnd w:id="60"/>
+    <w:bookmarkEnd w:id="61"/>
+    <w:bookmarkStart w:id="64" w:name="integration-with-parts-1-through-13"/>
     <w:p>
       <w:pPr>
         <w:pStyle w:val="Heading2"/>
@@ -10604,18 +10749,18 @@
                 <wp:inline>
                   <wp:extent cx="152400" cy="152400"/>
                   <wp:effectExtent b="0" l="0" r="0" t="0"/>
-                  <wp:docPr descr="" title="" id="59" name="Picture"/>
+                  <wp:docPr descr="" title="" id="62" name="Picture"/>
                   <a:graphic>
                     <a:graphicData uri="http://schemas.openxmlformats.org/drawingml/2006/picture">
                       <pic:pic>
                         <pic:nvPicPr>
-                          <pic:cNvPr descr="/opt/quarto/share/formats/docx/note.png" id="60" name="Picture"/>
+                          <pic:cNvPr descr="/opt/quarto/share/formats/docx/note.png" id="63" name="Picture"/>
                           <pic:cNvPicPr>
                             <a:picLocks noChangeArrowheads="1" noChangeAspect="1"/>
                           </pic:cNvPicPr>
                         </pic:nvPicPr>
                         <pic:blipFill>
-                          <a:blip r:embed="rId29"/>
+                          <a:blip r:embed="rId32"/>
                           <a:stretch>
                             <a:fillRect/>
                           </a:stretch>
@@ -10691,8 +10836,8 @@
         </w:tc>
       </w:tr>
     </w:tbl>
-    <w:bookmarkEnd w:id="61"/>
-    <w:bookmarkStart w:id="67" w:name="nist-sp-800-53-rev-5-control-closure"/>
+    <w:bookmarkEnd w:id="64"/>
+    <w:bookmarkStart w:id="70" w:name="nist-sp-800-53-rev-5-control-closure"/>
     <w:p>
       <w:pPr>
         <w:pStyle w:val="Heading2"/>
@@ -10710,18 +10855,18 @@
           <wp:inline>
             <wp:extent cx="5334000" cy="3093720"/>
             <wp:effectExtent b="0" l="0" r="0" t="0"/>
-            <wp:docPr descr="NIST control closure for Part 14 Business Continuity" title="" id="63" name="Picture"/>
+            <wp:docPr descr="NIST control closure for Part 14 Business Continuity" title="" id="66" name="Picture"/>
             <a:graphic>
               <a:graphicData uri="http://schemas.openxmlformats.org/drawingml/2006/picture">
                 <pic:pic>
                   <pic:nvPicPr>
-                    <pic:cNvPr descr="figs/bc-fig-04-nist-closure.png" id="64" name="Picture"/>
+                    <pic:cNvPr descr="figs/bc-fig-04-nist-closure.png" id="67" name="Picture"/>
                     <pic:cNvPicPr>
                       <a:picLocks noChangeArrowheads="1" noChangeAspect="1"/>
                     </pic:cNvPicPr>
                   </pic:nvPicPr>
                   <pic:blipFill>
-                    <a:blip r:embed="rId62"/>
+                    <a:blip r:embed="rId65"/>
                     <a:stretch>
                       <a:fillRect/>
                     </a:stretch>
@@ -11743,18 +11888,18 @@
                 <wp:inline>
                   <wp:extent cx="152400" cy="152400"/>
                   <wp:effectExtent b="0" l="0" r="0" t="0"/>
-                  <wp:docPr descr="" title="" id="65" name="Picture"/>
+                  <wp:docPr descr="" title="" id="68" name="Picture"/>
                   <a:graphic>
                     <a:graphicData uri="http://schemas.openxmlformats.org/drawingml/2006/picture">
                       <pic:pic>
                         <pic:nvPicPr>
-                          <pic:cNvPr descr="/opt/quarto/share/formats/docx/important.png" id="66" name="Picture"/>
+                          <pic:cNvPr descr="/opt/quarto/share/formats/docx/important.png" id="69" name="Picture"/>
                           <pic:cNvPicPr>
                             <a:picLocks noChangeArrowheads="1" noChangeAspect="1"/>
                           </pic:cNvPicPr>
                         </pic:nvPicPr>
                         <pic:blipFill>
-                          <a:blip r:embed="rId17"/>
+                          <a:blip r:embed="rId20"/>
                           <a:stretch>
                             <a:fillRect/>
                           </a:stretch>
@@ -11871,7 +12016,7 @@
         </w:tc>
       </w:tr>
     </w:tbl>
-    <w:bookmarkEnd w:id="67"/>
+    <w:bookmarkEnd w:id="70"/>
     <w:sectPr>
       <w:footnotePr>
         <w:numRestart w:val="eachSect"/>

--- a/inbox/Application Aware Networking/Book_14_FedAAN_Business_Continuity.docx
+++ b/inbox/Application Aware Networking/Book_14_FedAAN_Business_Continuity.docx
@@ -13025,22 +13025,32 @@
   <w:style w:default="1" w:styleId="Table" w:type="table">
     <w:name w:val="Table"/>
     <w:basedOn w:val="TableNormal"/>
-    <w:semiHidden/>
-    <w:unhideWhenUsed/>
+    <w:uiPriority w:val="59"/>
     <w:qFormat/>
     <w:tblPr>
       <w:tblInd w:type="dxa" w:w="0"/>
+      <w:tblBorders>
+        <w:top w:color="0078D4" w:space="0" w:sz="12" w:val="single"/>
+        <w:bottom w:color="0078D4" w:space="0" w:sz="12" w:val="single"/>
+        <w:left w:val="nil"/>
+        <w:right w:val="nil"/>
+        <w:insideH w:color="D1D5DA" w:space="0" w:sz="4" w:val="single"/>
+        <w:insideV w:val="nil"/>
+      </w:tblBorders>
       <w:tblCellMar>
-        <w:top w:type="dxa" w:w="0"/>
+        <w:top w:type="dxa" w:w="80"/>
         <w:left w:type="dxa" w:w="108"/>
-        <w:bottom w:type="dxa" w:w="0"/>
+        <w:bottom w:type="dxa" w:w="80"/>
         <w:right w:type="dxa" w:w="108"/>
       </w:tblCellMar>
     </w:tblPr>
     <w:tblStylePr w:type="firstRow">
+      <w:rPr>
+        <w:b/>
+      </w:rPr>
       <w:tcPr>
         <w:tcBorders>
-          <w:bottom w:val="single"/>
+          <w:bottom w:color="0078D4" w:space="0" w:sz="8" w:val="single"/>
         </w:tcBorders>
         <w:vAlign w:val="bottom"/>
       </w:tcPr>
@@ -13101,6 +13111,29 @@
     <w:basedOn w:val="DefaultParagraphFont"/>
     <w:link w:val="BodyText"/>
   </w:style>
+  <w:style w:customStyle="1" w:styleId="SourceCode" w:type="paragraph">
+    <w:name w:val="Source Code"/>
+    <w:basedOn w:val="Normal"/>
+    <w:link w:val="VerbatimChar"/>
+    <w:pPr>
+      <w:pBdr>
+        <w:top w:color="D1D5DA" w:space="6" w:sz="6" w:val="single"/>
+        <w:left w:color="D1D5DA" w:space="6" w:sz="6" w:val="single"/>
+        <w:bottom w:color="D1D5DA" w:space="6" w:sz="6" w:val="single"/>
+        <w:right w:color="D1D5DA" w:space="6" w:sz="6" w:val="single"/>
+      </w:pBdr>
+      <w:shd w:fill="F6F8FA" w:val="clear"/>
+      <w:wordWrap w:val="off"/>
+      <w:spacing w:after="0" w:before="0" w:line="240" w:lineRule="auto"/>
+      <w:ind w:left="144" w:right="144"/>
+      <w:contextualSpacing/>
+    </w:pPr>
+    <w:rPr>
+      <w:rFonts w:ascii="Consolas" w:hAnsi="Consolas"/>
+      <w:color w:val="24292E"/>
+      <w:sz w:val="18"/>
+    </w:rPr>
+  </w:style>
   <w:style w:customStyle="1" w:styleId="VerbatimChar" w:type="character">
     <w:name w:val="Verbatim Char"/>
     <w:basedOn w:val="BodyTextChar"/>
@@ -13144,15 +13177,6 @@
       <w:bCs w:val="0"/>
       <w:color w:themeColor="accent1" w:themeShade="BF" w:val="365F91"/>
     </w:rPr>
-  </w:style>
-  <w:style w:type="paragraph" w:customStyle="1" w:styleId="SourceCode">
-    <w:name w:val="Source Code"/>
-    <w:basedOn w:val="Normal"/>
-    <w:link w:val="VerbatimChar"/>
-    <w:pPr>
-      <w:wordWrap w:val="off"/>
-      <w:shd w:val="clear" w:fill="f1f3f5"/>
-    </w:pPr>
   </w:style>
   <w:style w:type="character" w:customStyle="1" w:styleId="KeywordTok">
     <w:name w:val="KeywordTok"/>
